--- a/test/前端测试问题.docx
+++ b/test/前端测试问题.docx
@@ -142,21 +142,6 @@
           <w:rFonts w:hint="default"/>
           <w:lang w:val="en-US" w:eastAsia="zh-CN"/>
         </w:rPr>
-        <w:t>中等复杂度题</w:t>
-      </w:r>
-    </w:p>
-    <w:p>
-      <w:pPr>
-        <w:rPr>
-          <w:rFonts w:hint="default"/>
-          <w:lang w:val="en-US" w:eastAsia="zh-CN"/>
-        </w:rPr>
-      </w:pPr>
-      <w:r>
-        <w:rPr>
-          <w:rFonts w:hint="default"/>
-          <w:lang w:val="en-US" w:eastAsia="zh-CN"/>
-        </w:rPr>
         <w:t>对比 长江存储 (YMTC) 和 立讯精密 (Luxshare) 的供应风险，谁影响的订单更多、金额更大？</w:t>
       </w:r>
     </w:p>
@@ -355,6 +340,7 @@
           <w:lang w:val="en-US" w:eastAsia="zh-CN"/>
         </w:rPr>
       </w:pPr>
+      <w:bookmarkStart w:id="0" w:name="_GoBack"/>
       <w:r>
         <w:rPr>
           <w:rFonts w:hint="default"/>
@@ -363,6 +349,7 @@
         <w:t>从 finance 视角分析当前最关键瓶颈是谁，并结合真实订单说明为什么。</w:t>
       </w:r>
     </w:p>
+    <w:bookmarkEnd w:id="0"/>
     <w:p>
       <w:pPr>
         <w:rPr>
@@ -468,7 +455,6 @@
           <w:lang w:val="en-US" w:eastAsia="zh-CN"/>
         </w:rPr>
       </w:pPr>
-      <w:bookmarkStart w:id="0" w:name="_GoBack"/>
       <w:r>
         <w:rPr>
           <w:rFonts w:hint="default"/>
@@ -477,7 +463,6 @@
         <w:t>从汽车电子、消费电子、智能穿戴、核心存储四个部门中，找出最脆弱的供应链路径，并说明对应的供应商、组件、产品、订单和物流方式。</w:t>
       </w:r>
     </w:p>
-    <w:bookmarkEnd w:id="0"/>
     <w:p>
       <w:pPr>
         <w:rPr>
@@ -1873,7 +1858,7 @@
     <w:p>
       <w:pPr>
         <w:rPr>
-          <w:rFonts w:hint="default"/>
+          <w:rFonts w:hint="eastAsia"/>
           <w:lang w:val="en-US" w:eastAsia="zh-CN"/>
         </w:rPr>
       </w:pPr>
@@ -1883,6 +1868,501 @@
           <w:lang w:val="en-US" w:eastAsia="zh-CN"/>
         </w:rPr>
         <w:t>Ai型的比赛和题目，框架内和数据都给好了，类似的ai agent的题目，提供借鉴价值</w:t>
+      </w:r>
+    </w:p>
+    <w:p>
+      <w:pPr>
+        <w:bidi w:val="0"/>
+        <w:rPr>
+          <w:rFonts w:hint="default" w:asciiTheme="minorHAnsi" w:hAnsiTheme="minorHAnsi" w:eastAsiaTheme="minorEastAsia" w:cstheme="minorBidi"/>
+          <w:kern w:val="2"/>
+          <w:sz w:val="21"/>
+          <w:szCs w:val="24"/>
+          <w:lang w:val="en-US" w:eastAsia="zh-CN" w:bidi="ar-SA"/>
+        </w:rPr>
+      </w:pPr>
+    </w:p>
+    <w:p>
+      <w:pPr>
+        <w:bidi w:val="0"/>
+        <w:rPr>
+          <w:rFonts w:hint="default"/>
+          <w:lang w:val="en-US" w:eastAsia="zh-CN"/>
+        </w:rPr>
+      </w:pPr>
+    </w:p>
+    <w:p>
+      <w:pPr>
+        <w:bidi w:val="0"/>
+        <w:rPr>
+          <w:rFonts w:hint="default"/>
+          <w:lang w:val="en-US" w:eastAsia="zh-CN"/>
+        </w:rPr>
+      </w:pPr>
+    </w:p>
+    <w:p>
+      <w:pPr>
+        <w:bidi w:val="0"/>
+        <w:rPr>
+          <w:rFonts w:hint="default"/>
+          <w:lang w:val="en-US" w:eastAsia="zh-CN"/>
+        </w:rPr>
+      </w:pPr>
+    </w:p>
+    <w:p>
+      <w:pPr>
+        <w:rPr>
+          <w:rFonts w:hint="default"/>
+          <w:lang w:val="en-US" w:eastAsia="zh-CN"/>
+        </w:rPr>
+      </w:pPr>
+      <w:r>
+        <w:rPr>
+          <w:rFonts w:hint="default"/>
+          <w:lang w:val="en-US" w:eastAsia="zh-CN"/>
+        </w:rPr>
+        <w:br w:type="page"/>
+      </w:r>
+    </w:p>
+    <w:p>
+      <w:pPr>
+        <w:bidi w:val="0"/>
+        <w:jc w:val="left"/>
+        <w:rPr>
+          <w:rFonts w:hint="default"/>
+          <w:lang w:val="en-US" w:eastAsia="zh-CN"/>
+        </w:rPr>
+      </w:pPr>
+      <w:r>
+        <w:rPr>
+          <w:rFonts w:hint="default"/>
+          <w:lang w:val="en-US" w:eastAsia="zh-CN"/>
+        </w:rPr>
+        <w:t xml:space="preserve"> 01_realistic_news_supply_chain.pdf</w:t>
+      </w:r>
+    </w:p>
+    <w:p>
+      <w:pPr>
+        <w:bidi w:val="0"/>
+        <w:jc w:val="left"/>
+        <w:rPr>
+          <w:rFonts w:hint="default"/>
+          <w:lang w:val="en-US" w:eastAsia="zh-CN"/>
+        </w:rPr>
+      </w:pPr>
+    </w:p>
+    <w:p>
+      <w:pPr>
+        <w:bidi w:val="0"/>
+        <w:jc w:val="left"/>
+        <w:rPr>
+          <w:rFonts w:hint="default"/>
+          <w:lang w:val="en-US" w:eastAsia="zh-CN"/>
+        </w:rPr>
+      </w:pPr>
+      <w:r>
+        <w:rPr>
+          <w:rFonts w:hint="default"/>
+          <w:lang w:val="en-US" w:eastAsia="zh-CN"/>
+        </w:rPr>
+        <w:t>核心实体：成都星屿科技有限公司、重庆市教育信息中心、武汉嘉盛数码商贸；订单 ORD-2026-300187、ORD-2026-300241、ORD-2026-300305；产品 SKU-CE-L01 / 14寸轻薄全能本、SKU-CE-P01 / 旗舰AI手机 15 Pro、SKU-WE-V01 / 4K超清 无线VR一体机；供应商 中芯国际 (SMIC)、长江存储 (YMTC)、京东方 (BOE)、北方华创 (NAURA)；组件 CMOS图像传感器、高性能存储器件、OLED柔性屏；承运商 顺丰速运、京东物流、跨越速运。</w:t>
+      </w:r>
+    </w:p>
+    <w:p>
+      <w:pPr>
+        <w:bidi w:val="0"/>
+        <w:jc w:val="left"/>
+        <w:rPr>
+          <w:rFonts w:hint="default"/>
+          <w:lang w:val="en-US" w:eastAsia="zh-CN"/>
+        </w:rPr>
+      </w:pPr>
+      <w:r>
+        <w:rPr>
+          <w:rFonts w:hint="default"/>
+          <w:lang w:val="en-US" w:eastAsia="zh-CN"/>
+        </w:rPr>
+        <w:t>核心关系：成都星屿科技有限公司 -&gt; PLACED_ORDER -&gt; ORD-2026-300187 -&gt; CONTAINS_PRODUCT -&gt; 14寸轻薄全能本 -&gt; BELONGS_TO_CATEGORY -&gt; 笔记本电脑 -&gt; BELONGS_TO_DEPARTMENT -&gt; 消费电子；中芯国际 -&gt; SUPPLIES_COMPONENT -&gt; CMOS图像传感器 -&gt; USED_IN -&gt; 14寸轻薄全能本；ORD-2026-300187 -&gt; SHIPPED_BY -&gt; 顺丰速运。</w:t>
+      </w:r>
+    </w:p>
+    <w:p>
+      <w:pPr>
+        <w:bidi w:val="0"/>
+        <w:jc w:val="left"/>
+        <w:rPr>
+          <w:rFonts w:hint="default"/>
+          <w:lang w:val="en-US" w:eastAsia="zh-CN"/>
+        </w:rPr>
+      </w:pPr>
+      <w:r>
+        <w:rPr>
+          <w:rFonts w:hint="default"/>
+          <w:lang w:val="en-US" w:eastAsia="zh-CN"/>
+        </w:rPr>
+        <w:t>还应识别：重庆市教育信息中心 -&gt; ORD-2026-300241 -&gt; 旗舰AI手机 15 Pro，并关联 长江存储 -&gt; 高性能存储器件、京东方 -&gt; 显示模组/屏幕相关组件、ORD-2026-300241 -&gt; 京东物流；武汉嘉盛数码商贸 -&gt; ORD-2026-300305 -&gt; 4K超清 无线VR一体机，并关联 长江存储 -&gt; OLED柔性屏、ORD-2026-300305 -&gt; 跨越速运。</w:t>
+      </w:r>
+    </w:p>
+    <w:p>
+      <w:pPr>
+        <w:bidi w:val="0"/>
+        <w:jc w:val="left"/>
+        <w:rPr>
+          <w:rFonts w:hint="default"/>
+          <w:lang w:val="en-US" w:eastAsia="zh-CN"/>
+        </w:rPr>
+      </w:pPr>
+      <w:r>
+        <w:rPr>
+          <w:rFonts w:hint="default"/>
+          <w:lang w:val="en-US" w:eastAsia="zh-CN"/>
+        </w:rPr>
+        <w:t>弱信号实体：星域智能、聚合物锂电池、CMOS 图像传感器、OLED 柔性屏 这些背景性实体，抽到算加分。</w:t>
+      </w:r>
+    </w:p>
+    <w:p>
+      <w:pPr>
+        <w:bidi w:val="0"/>
+        <w:jc w:val="left"/>
+        <w:rPr>
+          <w:rFonts w:hint="default"/>
+          <w:lang w:val="en-US" w:eastAsia="zh-CN"/>
+        </w:rPr>
+      </w:pPr>
+      <w:r>
+        <w:rPr>
+          <w:rFonts w:hint="default"/>
+          <w:lang w:val="en-US" w:eastAsia="zh-CN"/>
+        </w:rPr>
+        <w:t>02 02_weekly_ops_report.pdf</w:t>
+      </w:r>
+    </w:p>
+    <w:p>
+      <w:pPr>
+        <w:bidi w:val="0"/>
+        <w:jc w:val="left"/>
+        <w:rPr>
+          <w:rFonts w:hint="default"/>
+          <w:lang w:val="en-US" w:eastAsia="zh-CN"/>
+        </w:rPr>
+      </w:pPr>
+    </w:p>
+    <w:p>
+      <w:pPr>
+        <w:bidi w:val="0"/>
+        <w:jc w:val="left"/>
+        <w:rPr>
+          <w:rFonts w:hint="default"/>
+          <w:lang w:val="en-US" w:eastAsia="zh-CN"/>
+        </w:rPr>
+      </w:pPr>
+      <w:r>
+        <w:rPr>
+          <w:rFonts w:hint="default"/>
+          <w:lang w:val="en-US" w:eastAsia="zh-CN"/>
+        </w:rPr>
+        <w:t>核心实体：长沙市智慧教育中心、宁波常雪科技有限公司、成都马涵科技有限公司、武汉视联数字科技；订单 ORD-2026-310102、ORD-2026-310118、ORD-2026-310205、ORD-2026-310244；产品 旗舰AI手机 15 Pro、14寸 轻薄全能本、4K超清 无线VR一体机；供应商 北方华创 (NAURA)、京东方 (BOE)、中芯国际 (SMIC)、长江存储 (YMTC)；组件 光学镜头、显示模组、聚合物锂电池、CMOS图像传感器、OLED柔性屏；承运商 中通快递、京东物流、顺丰速运、跨越速运。</w:t>
+      </w:r>
+    </w:p>
+    <w:p>
+      <w:pPr>
+        <w:bidi w:val="0"/>
+        <w:jc w:val="left"/>
+        <w:rPr>
+          <w:rFonts w:hint="default"/>
+          <w:lang w:val="en-US" w:eastAsia="zh-CN"/>
+        </w:rPr>
+      </w:pPr>
+      <w:r>
+        <w:rPr>
+          <w:rFonts w:hint="default"/>
+          <w:lang w:val="en-US" w:eastAsia="zh-CN"/>
+        </w:rPr>
+        <w:t>核心关系：长沙市智慧教育中心 -&gt; ORD-2026-310102 -&gt; 旗舰AI手机 15 Pro，并有 北方华创 -&gt; 光学镜头 -&gt; USED_IN -&gt; 旗舰AI手机 15 Pro、京东方 -&gt; 显示模组 -&gt; USED_IN -&gt; 旗舰AI手机 15 Pro、ORD-2026-310102 -&gt; SHIPPED_BY -&gt; 中通快递。</w:t>
+      </w:r>
+    </w:p>
+    <w:p>
+      <w:pPr>
+        <w:bidi w:val="0"/>
+        <w:jc w:val="left"/>
+        <w:rPr>
+          <w:rFonts w:hint="default"/>
+          <w:lang w:val="en-US" w:eastAsia="zh-CN"/>
+        </w:rPr>
+      </w:pPr>
+      <w:r>
+        <w:rPr>
+          <w:rFonts w:hint="default"/>
+          <w:lang w:val="en-US" w:eastAsia="zh-CN"/>
+        </w:rPr>
+        <w:t>还应识别：宁波常雪科技有限公司 -&gt; ORD-2026-310118 -&gt; 旗舰AI手机 15 Pro，配套 京东方 -&gt; 聚合物锂电池、ORD-2026-310118 -&gt; 京东物流；成都马涵科技有限公司 -&gt; ORD-2026-310205 -&gt; 14寸轻薄全能本，配套 中芯国际 -&gt; CMOS图像传感器、ORD-2026-310205 -&gt; 顺丰速运；武汉视联数字科技 -&gt; ORD-2026-310244 -&gt; 4K超清 无线VR一体机，配套 长江存储 -&gt; OLED柔性屏、ORD-2026-310244 -&gt; 跨越速运。</w:t>
+      </w:r>
+    </w:p>
+    <w:p>
+      <w:pPr>
+        <w:bidi w:val="0"/>
+        <w:jc w:val="left"/>
+        <w:rPr>
+          <w:rFonts w:hint="default"/>
+          <w:lang w:val="en-US" w:eastAsia="zh-CN"/>
+        </w:rPr>
+      </w:pPr>
+      <w:r>
+        <w:rPr>
+          <w:rFonts w:hint="default"/>
+          <w:lang w:val="en-US" w:eastAsia="zh-CN"/>
+        </w:rPr>
+        <w:t>03 03_procurement_notice.pdf</w:t>
+      </w:r>
+    </w:p>
+    <w:p>
+      <w:pPr>
+        <w:bidi w:val="0"/>
+        <w:jc w:val="left"/>
+        <w:rPr>
+          <w:rFonts w:hint="default"/>
+          <w:lang w:val="en-US" w:eastAsia="zh-CN"/>
+        </w:rPr>
+      </w:pPr>
+    </w:p>
+    <w:p>
+      <w:pPr>
+        <w:bidi w:val="0"/>
+        <w:jc w:val="left"/>
+        <w:rPr>
+          <w:rFonts w:hint="default"/>
+          <w:lang w:val="en-US" w:eastAsia="zh-CN"/>
+        </w:rPr>
+      </w:pPr>
+      <w:r>
+        <w:rPr>
+          <w:rFonts w:hint="default"/>
+          <w:lang w:val="en-US" w:eastAsia="zh-CN"/>
+        </w:rPr>
+        <w:t>核心实体：青岛市教育局信息装备中心、大连伍雪实业集团、武汉嘉盛数码商贸；订单 ORD-2026-320041、ORD-2026-320056、ORD-2026-320083；产品 旗舰AI手机 15 Pro、14寸 轻薄全能本、4K超清 无线VR一体机；供应商 北方华创 (NAURA)、长江存储 (YMTC)、中芯国际 (SMIC)；组件 光学镜头、高性能存储器件、CMOS图像传感器、OLED柔性屏；承运商 德邦快递、京东物流、跨越速运。</w:t>
+      </w:r>
+    </w:p>
+    <w:p>
+      <w:pPr>
+        <w:bidi w:val="0"/>
+        <w:jc w:val="left"/>
+        <w:rPr>
+          <w:rFonts w:hint="default"/>
+          <w:lang w:val="en-US" w:eastAsia="zh-CN"/>
+        </w:rPr>
+      </w:pPr>
+      <w:r>
+        <w:rPr>
+          <w:rFonts w:hint="default"/>
+          <w:lang w:val="en-US" w:eastAsia="zh-CN"/>
+        </w:rPr>
+        <w:t>核心关系：青岛市教育局信息装备中心 -&gt; ORD-2026-320041 -&gt; 旗舰AI手机 15 Pro，并有 北方华创 -&gt; 光学镜头 -&gt; USED_IN -&gt; 旗舰AI手机 15 Pro、长江存储 -&gt; 高性能存储器件 -&gt; USED_IN -&gt; 旗舰AI手机 15 Pro、ORD-2026-320041 -&gt; 德邦快递。</w:t>
+      </w:r>
+    </w:p>
+    <w:p>
+      <w:pPr>
+        <w:bidi w:val="0"/>
+        <w:jc w:val="left"/>
+        <w:rPr>
+          <w:rFonts w:hint="default"/>
+          <w:lang w:val="en-US" w:eastAsia="zh-CN"/>
+        </w:rPr>
+      </w:pPr>
+      <w:r>
+        <w:rPr>
+          <w:rFonts w:hint="default"/>
+          <w:lang w:val="en-US" w:eastAsia="zh-CN"/>
+        </w:rPr>
+        <w:t>还应识别：大连伍雪实业集团 -&gt; ORD-2026-320056 -&gt; 14寸轻薄全能本，配套 中芯国际 -&gt; CMOS图像传感器、ORD-2026-320056 -&gt; 京东物流；武汉嘉盛数码商贸 -&gt; ORD-2026-320083 -&gt; 4K超清 无线VR一体机，配套 长江存储 -&gt; OLED柔性屏、ORD-2026-320083 -&gt; 跨越速运。</w:t>
+      </w:r>
+    </w:p>
+    <w:p>
+      <w:pPr>
+        <w:bidi w:val="0"/>
+        <w:jc w:val="left"/>
+        <w:rPr>
+          <w:rFonts w:hint="default"/>
+          <w:lang w:val="en-US" w:eastAsia="zh-CN"/>
+        </w:rPr>
+      </w:pPr>
+      <w:r>
+        <w:rPr>
+          <w:rFonts w:hint="default"/>
+          <w:lang w:val="en-US" w:eastAsia="zh-CN"/>
+        </w:rPr>
+        <w:t>弱信号实体：比亚迪半导体 (BYD)、歌尔股份 (Goertek)、闻泰科技 (Wingtech) 更像候选替代供应商，抽到可以保留为实体，但不一定要强行建立当前 schema 下的关系。</w:t>
+      </w:r>
+    </w:p>
+    <w:p>
+      <w:pPr>
+        <w:bidi w:val="0"/>
+        <w:jc w:val="left"/>
+        <w:rPr>
+          <w:rFonts w:hint="default"/>
+          <w:lang w:val="en-US" w:eastAsia="zh-CN"/>
+        </w:rPr>
+      </w:pPr>
+      <w:r>
+        <w:rPr>
+          <w:rFonts w:hint="default"/>
+          <w:lang w:val="en-US" w:eastAsia="zh-CN"/>
+        </w:rPr>
+        <w:t>04 04_market_intelligence_mix.pdf</w:t>
+      </w:r>
+    </w:p>
+    <w:p>
+      <w:pPr>
+        <w:bidi w:val="0"/>
+        <w:jc w:val="left"/>
+        <w:rPr>
+          <w:rFonts w:hint="default"/>
+          <w:lang w:val="en-US" w:eastAsia="zh-CN"/>
+        </w:rPr>
+      </w:pPr>
+    </w:p>
+    <w:p>
+      <w:pPr>
+        <w:bidi w:val="0"/>
+        <w:jc w:val="left"/>
+        <w:rPr>
+          <w:rFonts w:hint="default"/>
+          <w:lang w:val="en-US" w:eastAsia="zh-CN"/>
+        </w:rPr>
+      </w:pPr>
+      <w:r>
+        <w:rPr>
+          <w:rFonts w:hint="default"/>
+          <w:lang w:val="en-US" w:eastAsia="zh-CN"/>
+        </w:rPr>
+        <w:t>核心实体：长沙市智慧教育中心 是最明确的客户；订单 ORD-2026-330112、ORD-2026-330147、ORD-2026-330188；产品 14寸轻薄全能本、旗舰AI手机 15 Pro、4K超清 无线VR一体机；供应商 北方华创、京东方、长江存储；组件 聚合物锂电池、光学镜头、OLED柔性屏；承运商 顺丰速运、中通快递、跨越速运。</w:t>
+      </w:r>
+    </w:p>
+    <w:p>
+      <w:pPr>
+        <w:bidi w:val="0"/>
+        <w:jc w:val="left"/>
+        <w:rPr>
+          <w:rFonts w:hint="default"/>
+          <w:lang w:val="en-US" w:eastAsia="zh-CN"/>
+        </w:rPr>
+      </w:pPr>
+      <w:r>
+        <w:rPr>
+          <w:rFonts w:hint="default"/>
+          <w:lang w:val="en-US" w:eastAsia="zh-CN"/>
+        </w:rPr>
+        <w:t>核心关系：长沙市智慧教育中心 -&gt; ORD-2026-330147 -&gt; 旗舰AI手机 15 Pro，并有 京东方 -&gt; 聚合物锂电池 -&gt; USED_IN -&gt; 旗舰AI手机 15 Pro、北方华创 -&gt; 光学镜头 -&gt; USED_IN -&gt; 旗舰AI手机 15 Pro、ORD-2026-330147 -&gt; SHIPPED_BY -&gt; 中通快递。</w:t>
+      </w:r>
+    </w:p>
+    <w:p>
+      <w:pPr>
+        <w:bidi w:val="0"/>
+        <w:jc w:val="left"/>
+        <w:rPr>
+          <w:rFonts w:hint="default"/>
+          <w:lang w:val="en-US" w:eastAsia="zh-CN"/>
+        </w:rPr>
+      </w:pPr>
+      <w:r>
+        <w:rPr>
+          <w:rFonts w:hint="default"/>
+          <w:lang w:val="en-US" w:eastAsia="zh-CN"/>
+        </w:rPr>
+        <w:t>还应识别：ORD-2026-330112 -&gt; 14寸轻薄全能本 -&gt; 顺丰速运，以及 ORD-2026-330188 -&gt; 4K超清 无线VR一体机、长江存储 -&gt; OLED柔性屏 -&gt; USED_IN -&gt; 4K超清 无线VR一体机、ORD-2026-330188 -&gt; 跨越速运。</w:t>
+      </w:r>
+    </w:p>
+    <w:p>
+      <w:pPr>
+        <w:bidi w:val="0"/>
+        <w:jc w:val="left"/>
+        <w:rPr>
+          <w:rFonts w:hint="default"/>
+          <w:lang w:val="en-US" w:eastAsia="zh-CN"/>
+        </w:rPr>
+      </w:pPr>
+      <w:r>
+        <w:rPr>
+          <w:rFonts w:hint="default"/>
+          <w:lang w:val="en-US" w:eastAsia="zh-CN"/>
+        </w:rPr>
+        <w:t>说明：这份文档里有些信息是“区域某科技客户”这种模糊表达，所以不要求必须补出标准客户 ID，不应凭空造实体主键。</w:t>
+      </w:r>
+    </w:p>
+    <w:p>
+      <w:pPr>
+        <w:bidi w:val="0"/>
+        <w:jc w:val="left"/>
+        <w:rPr>
+          <w:rFonts w:hint="default"/>
+          <w:lang w:val="en-US" w:eastAsia="zh-CN"/>
+        </w:rPr>
+      </w:pPr>
+      <w:r>
+        <w:rPr>
+          <w:rFonts w:hint="default"/>
+          <w:lang w:val="en-US" w:eastAsia="zh-CN"/>
+        </w:rPr>
+        <w:t>05 05_longform_supply_chain_review.pdf</w:t>
+      </w:r>
+    </w:p>
+    <w:p>
+      <w:pPr>
+        <w:bidi w:val="0"/>
+        <w:jc w:val="left"/>
+        <w:rPr>
+          <w:rFonts w:hint="default"/>
+          <w:lang w:val="en-US" w:eastAsia="zh-CN"/>
+        </w:rPr>
+      </w:pPr>
+    </w:p>
+    <w:p>
+      <w:pPr>
+        <w:bidi w:val="0"/>
+        <w:jc w:val="left"/>
+        <w:rPr>
+          <w:rFonts w:hint="default"/>
+          <w:lang w:val="en-US" w:eastAsia="zh-CN"/>
+        </w:rPr>
+      </w:pPr>
+      <w:r>
+        <w:rPr>
+          <w:rFonts w:hint="default"/>
+          <w:lang w:val="en-US" w:eastAsia="zh-CN"/>
+        </w:rPr>
+        <w:t>核心实体：北京殷敏信息技术股份、青岛市教育局信息装备中心、长沙郝嘉实业集团、成都马涵科技有限公司、大连伍雪实业集团、武汉嘉盛数码商贸；订单 ORD-2026-340011、340028、340045、340102、340118、340155；产品 SKU-CE-P01 / 旗舰AI手机 15 Pro、SKU-CE-L01 / 14寸 轻薄全能本、SKU-WE-V01 / 4K超清 无线VR一体机；供应商 比亚迪半导体 (BYD)、北方华创 (NAURA)、中芯国际 (SMIC)、长江存储 (YMTC)；组件 PCB印刷电路板、光学镜头、OLED柔性屏、CMOS图像传感器；承运商 顺丰速运、中通快递、极兔速递、京东物流、跨越速运。</w:t>
+      </w:r>
+    </w:p>
+    <w:p>
+      <w:pPr>
+        <w:bidi w:val="0"/>
+        <w:jc w:val="left"/>
+        <w:rPr>
+          <w:rFonts w:hint="default"/>
+          <w:lang w:val="en-US" w:eastAsia="zh-CN"/>
+        </w:rPr>
+      </w:pPr>
+      <w:r>
+        <w:rPr>
+          <w:rFonts w:hint="default"/>
+          <w:lang w:val="en-US" w:eastAsia="zh-CN"/>
+        </w:rPr>
+        <w:t>核心关系：北京殷敏信息技术股份 -&gt; ORD-2026-340011 -&gt; 旗舰AI手机 15 Pro，并有 比亚迪半导体 -&gt; PCB印刷电路板 -&gt; USED_IN -&gt; 旗舰AI手机 15 Pro、ORD-2026-340011 -&gt; 顺丰速运。</w:t>
+      </w:r>
+    </w:p>
+    <w:p>
+      <w:pPr>
+        <w:bidi w:val="0"/>
+        <w:jc w:val="left"/>
+        <w:rPr>
+          <w:rFonts w:hint="default"/>
+          <w:lang w:val="en-US" w:eastAsia="zh-CN"/>
+        </w:rPr>
+      </w:pPr>
+      <w:r>
+        <w:rPr>
+          <w:rFonts w:hint="default"/>
+          <w:lang w:val="en-US" w:eastAsia="zh-CN"/>
+        </w:rPr>
+        <w:t>还应识别：青岛市教育局信息装备中心 -&gt; ORD-2026-340028 -&gt; 旗舰AI手机 15 Pro，配套 北方华创 -&gt; 光学镜头、ORD-2026-340028 -&gt; 中通快递；长沙郝嘉实业集团 -&gt; ORD-2026-340045 -&gt; 旗舰AI手机 15 Pro，配套 北方华创 -&gt; OLED柔性屏、ORD-2026-340045 -&gt; 极兔速递；成都马涵科技有限公司 -&gt; ORD-2026-340102 -&gt; 14寸 轻薄全能本，配套 中芯国际 -&gt; CMOS图像传感器、ORD-2026-340102 -&gt; 顺丰速运；大连伍雪实业集团 -&gt; ORD-2026-340118 -&gt; 14寸 轻薄全能本，配套 中芯国际 -&gt; CMOS图像传感器、ORD-2026-340118 -&gt; 京东物流；武汉嘉盛数码商贸 -&gt; ORD-2026-340155 -&gt; 4K超清 无线VR一体机，配套 长江存储 -&gt; OLED柔性屏、ORD-2026-340155 -&gt; 跨越速运。</w:t>
       </w:r>
     </w:p>
     <w:sectPr>
@@ -1998,7 +2478,7 @@
     <w:lsdException w:unhideWhenUsed="0" w:uiPriority="0" w:semiHidden="0" w:name="Document Map"/>
     <w:lsdException w:unhideWhenUsed="0" w:uiPriority="0" w:semiHidden="0" w:name="Plain Text"/>
     <w:lsdException w:unhideWhenUsed="0" w:uiPriority="0" w:semiHidden="0" w:name="E-mail Signature"/>
-    <w:lsdException w:unhideWhenUsed="0" w:uiPriority="0" w:semiHidden="0" w:name="Normal (Web)"/>
+    <w:lsdException w:qFormat="1" w:unhideWhenUsed="0" w:uiPriority="0" w:semiHidden="0" w:name="Normal (Web)"/>
     <w:lsdException w:unhideWhenUsed="0" w:uiPriority="0" w:semiHidden="0" w:name="HTML Acronym"/>
     <w:lsdException w:unhideWhenUsed="0" w:uiPriority="0" w:semiHidden="0" w:name="HTML Address"/>
     <w:lsdException w:unhideWhenUsed="0" w:uiPriority="0" w:semiHidden="0" w:name="HTML Cite"/>
@@ -2009,7 +2489,7 @@
     <w:lsdException w:unhideWhenUsed="0" w:uiPriority="0" w:semiHidden="0" w:name="HTML Sample"/>
     <w:lsdException w:unhideWhenUsed="0" w:uiPriority="0" w:semiHidden="0" w:name="HTML Typewriter"/>
     <w:lsdException w:unhideWhenUsed="0" w:uiPriority="0" w:semiHidden="0" w:name="HTML Variable"/>
-    <w:lsdException w:unhideWhenUsed="0" w:uiPriority="0" w:name="Normal Table"/>
+    <w:lsdException w:qFormat="1" w:unhideWhenUsed="0" w:uiPriority="0" w:name="Normal Table"/>
     <w:lsdException w:unhideWhenUsed="0" w:uiPriority="0" w:semiHidden="0" w:name="annotation subject"/>
     <w:lsdException w:unhideWhenUsed="0" w:uiPriority="0" w:semiHidden="0" w:name="Table Simple 1"/>
     <w:lsdException w:unhideWhenUsed="0" w:uiPriority="0" w:semiHidden="0" w:name="Table Simple 2"/>
@@ -2179,6 +2659,7 @@
   <w:style w:type="table" w:default="1" w:styleId="3">
     <w:name w:val="Normal Table"/>
     <w:semiHidden/>
+    <w:qFormat/>
     <w:uiPriority w:val="0"/>
     <w:tblPr>
       <w:tblCellMar>
@@ -2192,6 +2673,7 @@
   <w:style w:type="paragraph" w:styleId="2">
     <w:name w:val="Normal (Web)"/>
     <w:basedOn w:val="1"/>
+    <w:qFormat/>
     <w:uiPriority w:val="0"/>
     <w:rPr>
       <w:sz w:val="24"/>
